--- a/doc/VS command.docx
+++ b/doc/VS command.docx
@@ -10,8 +10,8 @@
       </w:tblPr>
       <w:tblGrid>
         <w:gridCol w:w="558"/>
-        <w:gridCol w:w="5874"/>
-        <w:gridCol w:w="3144"/>
+        <w:gridCol w:w="7920"/>
+        <w:gridCol w:w="1098"/>
       </w:tblGrid>
       <w:tr>
         <w:tc>
@@ -19,31 +19,65 @@
             <w:tcW w:w="558" w:type="dxa"/>
           </w:tcPr>
           <w:p>
-            <w:r>
+            <w:pPr>
+              <w:rPr>
+                <w:rFonts w:cstheme="minorHAnsi"/>
+                <w:sz w:val="28"/>
+                <w:szCs w:val="28"/>
+              </w:rPr>
+            </w:pPr>
+            <w:r>
+              <w:rPr>
+                <w:rFonts w:cstheme="minorHAnsi"/>
+                <w:sz w:val="28"/>
+                <w:szCs w:val="28"/>
+              </w:rPr>
               <w:t>SL</w:t>
             </w:r>
           </w:p>
         </w:tc>
         <w:tc>
           <w:tcPr>
-            <w:tcW w:w="5874" w:type="dxa"/>
+            <w:tcW w:w="7920" w:type="dxa"/>
           </w:tcPr>
           <w:p>
             <w:pPr>
               <w:jc w:val="center"/>
-            </w:pPr>
-            <w:r>
+              <w:rPr>
+                <w:rFonts w:cstheme="minorHAnsi"/>
+                <w:sz w:val="28"/>
+                <w:szCs w:val="28"/>
+              </w:rPr>
+            </w:pPr>
+            <w:r>
+              <w:rPr>
+                <w:rFonts w:cstheme="minorHAnsi"/>
+                <w:sz w:val="28"/>
+                <w:szCs w:val="28"/>
+              </w:rPr>
               <w:t>type</w:t>
             </w:r>
           </w:p>
         </w:tc>
         <w:tc>
           <w:tcPr>
-            <w:tcW w:w="3144" w:type="dxa"/>
-          </w:tcPr>
-          <w:p>
+            <w:tcW w:w="1098" w:type="dxa"/>
+          </w:tcPr>
+          <w:p>
+            <w:pPr>
+              <w:rPr>
+                <w:rFonts w:cstheme="minorHAnsi"/>
+                <w:sz w:val="28"/>
+                <w:szCs w:val="28"/>
+              </w:rPr>
+            </w:pPr>
             <w:proofErr w:type="spellStart"/>
             <w:r>
+              <w:rPr>
+                <w:rFonts w:cstheme="minorHAnsi"/>
+                <w:sz w:val="28"/>
+                <w:szCs w:val="28"/>
+              </w:rPr>
               <w:t>Rmk</w:t>
             </w:r>
             <w:proofErr w:type="spellEnd"/>
@@ -63,37 +97,77 @@
                 <w:numId w:val="1"/>
               </w:numPr>
               <w:jc w:val="center"/>
-            </w:pPr>
-          </w:p>
-        </w:tc>
-        <w:tc>
-          <w:tcPr>
-            <w:tcW w:w="5874" w:type="dxa"/>
-          </w:tcPr>
-          <w:p>
+              <w:rPr>
+                <w:rFonts w:cstheme="minorHAnsi"/>
+                <w:sz w:val="28"/>
+                <w:szCs w:val="28"/>
+              </w:rPr>
+            </w:pPr>
+          </w:p>
+        </w:tc>
+        <w:tc>
+          <w:tcPr>
+            <w:tcW w:w="7920" w:type="dxa"/>
+          </w:tcPr>
+          <w:p>
+            <w:pPr>
+              <w:rPr>
+                <w:rFonts w:cstheme="minorHAnsi"/>
+                <w:sz w:val="28"/>
+                <w:szCs w:val="28"/>
+              </w:rPr>
+            </w:pPr>
             <w:proofErr w:type="spellStart"/>
             <w:r>
+              <w:rPr>
+                <w:rFonts w:cstheme="minorHAnsi"/>
+                <w:sz w:val="28"/>
+                <w:szCs w:val="28"/>
+              </w:rPr>
               <w:t>npm</w:t>
             </w:r>
             <w:proofErr w:type="spellEnd"/>
             <w:r>
+              <w:rPr>
+                <w:rFonts w:cstheme="minorHAnsi"/>
+                <w:sz w:val="28"/>
+                <w:szCs w:val="28"/>
+              </w:rPr>
               <w:t xml:space="preserve"> </w:t>
             </w:r>
             <w:proofErr w:type="spellStart"/>
             <w:r>
+              <w:rPr>
+                <w:rFonts w:cstheme="minorHAnsi"/>
+                <w:sz w:val="28"/>
+                <w:szCs w:val="28"/>
+              </w:rPr>
               <w:t>init</w:t>
             </w:r>
             <w:proofErr w:type="spellEnd"/>
             <w:r>
+              <w:rPr>
+                <w:rFonts w:cstheme="minorHAnsi"/>
+                <w:sz w:val="28"/>
+                <w:szCs w:val="28"/>
+              </w:rPr>
               <w:t xml:space="preserve"> -y</w:t>
             </w:r>
           </w:p>
         </w:tc>
         <w:tc>
           <w:tcPr>
-            <w:tcW w:w="3144" w:type="dxa"/>
-          </w:tcPr>
-          <w:p/>
+            <w:tcW w:w="1098" w:type="dxa"/>
+          </w:tcPr>
+          <w:p>
+            <w:pPr>
+              <w:rPr>
+                <w:rFonts w:cstheme="minorHAnsi"/>
+                <w:sz w:val="28"/>
+                <w:szCs w:val="28"/>
+              </w:rPr>
+            </w:pPr>
+          </w:p>
         </w:tc>
       </w:tr>
       <w:tr>
@@ -109,29 +183,59 @@
                 <w:numId w:val="1"/>
               </w:numPr>
               <w:jc w:val="center"/>
-            </w:pPr>
-          </w:p>
-        </w:tc>
-        <w:tc>
-          <w:tcPr>
-            <w:tcW w:w="5874" w:type="dxa"/>
-          </w:tcPr>
-          <w:p>
+              <w:rPr>
+                <w:rFonts w:cstheme="minorHAnsi"/>
+                <w:sz w:val="28"/>
+                <w:szCs w:val="28"/>
+              </w:rPr>
+            </w:pPr>
+          </w:p>
+        </w:tc>
+        <w:tc>
+          <w:tcPr>
+            <w:tcW w:w="7920" w:type="dxa"/>
+          </w:tcPr>
+          <w:p>
+            <w:pPr>
+              <w:rPr>
+                <w:rFonts w:cstheme="minorHAnsi"/>
+                <w:sz w:val="28"/>
+                <w:szCs w:val="28"/>
+              </w:rPr>
+            </w:pPr>
             <w:proofErr w:type="spellStart"/>
             <w:r>
+              <w:rPr>
+                <w:rFonts w:cstheme="minorHAnsi"/>
+                <w:sz w:val="28"/>
+                <w:szCs w:val="28"/>
+              </w:rPr>
               <w:t>npm</w:t>
             </w:r>
             <w:proofErr w:type="spellEnd"/>
             <w:r>
+              <w:rPr>
+                <w:rFonts w:cstheme="minorHAnsi"/>
+                <w:sz w:val="28"/>
+                <w:szCs w:val="28"/>
+              </w:rPr>
               <w:t xml:space="preserve"> i -D typescript</w:t>
             </w:r>
           </w:p>
         </w:tc>
         <w:tc>
           <w:tcPr>
-            <w:tcW w:w="3144" w:type="dxa"/>
-          </w:tcPr>
-          <w:p/>
+            <w:tcW w:w="1098" w:type="dxa"/>
+          </w:tcPr>
+          <w:p>
+            <w:pPr>
+              <w:rPr>
+                <w:rFonts w:cstheme="minorHAnsi"/>
+                <w:sz w:val="28"/>
+                <w:szCs w:val="28"/>
+              </w:rPr>
+            </w:pPr>
+          </w:p>
         </w:tc>
       </w:tr>
       <w:tr>
@@ -147,42 +251,89 @@
                 <w:numId w:val="1"/>
               </w:numPr>
               <w:jc w:val="center"/>
-            </w:pPr>
-          </w:p>
-        </w:tc>
-        <w:tc>
-          <w:tcPr>
-            <w:tcW w:w="5874" w:type="dxa"/>
-          </w:tcPr>
-          <w:p>
+              <w:rPr>
+                <w:rFonts w:cstheme="minorHAnsi"/>
+                <w:sz w:val="28"/>
+                <w:szCs w:val="28"/>
+              </w:rPr>
+            </w:pPr>
+          </w:p>
+        </w:tc>
+        <w:tc>
+          <w:tcPr>
+            <w:tcW w:w="7920" w:type="dxa"/>
+          </w:tcPr>
+          <w:p>
+            <w:pPr>
+              <w:rPr>
+                <w:rFonts w:cstheme="minorHAnsi"/>
+                <w:sz w:val="28"/>
+                <w:szCs w:val="28"/>
+              </w:rPr>
+            </w:pPr>
             <w:proofErr w:type="spellStart"/>
             <w:r>
+              <w:rPr>
+                <w:rFonts w:cstheme="minorHAnsi"/>
+                <w:sz w:val="28"/>
+                <w:szCs w:val="28"/>
+              </w:rPr>
               <w:t>npx</w:t>
             </w:r>
             <w:proofErr w:type="spellEnd"/>
             <w:r>
+              <w:rPr>
+                <w:rFonts w:cstheme="minorHAnsi"/>
+                <w:sz w:val="28"/>
+                <w:szCs w:val="28"/>
+              </w:rPr>
               <w:t xml:space="preserve"> </w:t>
             </w:r>
             <w:proofErr w:type="spellStart"/>
             <w:r>
+              <w:rPr>
+                <w:rFonts w:cstheme="minorHAnsi"/>
+                <w:sz w:val="28"/>
+                <w:szCs w:val="28"/>
+              </w:rPr>
               <w:t>tsc</w:t>
             </w:r>
             <w:proofErr w:type="spellEnd"/>
             <w:r>
+              <w:rPr>
+                <w:rFonts w:cstheme="minorHAnsi"/>
+                <w:sz w:val="28"/>
+                <w:szCs w:val="28"/>
+              </w:rPr>
               <w:t xml:space="preserve"> --</w:t>
             </w:r>
             <w:proofErr w:type="spellStart"/>
             <w:r>
+              <w:rPr>
+                <w:rFonts w:cstheme="minorHAnsi"/>
+                <w:sz w:val="28"/>
+                <w:szCs w:val="28"/>
+              </w:rPr>
               <w:t>init</w:t>
             </w:r>
+            <w:bookmarkStart w:id="0" w:name="_GoBack"/>
+            <w:bookmarkEnd w:id="0"/>
             <w:proofErr w:type="spellEnd"/>
           </w:p>
         </w:tc>
         <w:tc>
           <w:tcPr>
-            <w:tcW w:w="3144" w:type="dxa"/>
-          </w:tcPr>
-          <w:p/>
+            <w:tcW w:w="1098" w:type="dxa"/>
+          </w:tcPr>
+          <w:p>
+            <w:pPr>
+              <w:rPr>
+                <w:rFonts w:cstheme="minorHAnsi"/>
+                <w:sz w:val="28"/>
+                <w:szCs w:val="28"/>
+              </w:rPr>
+            </w:pPr>
+          </w:p>
         </w:tc>
       </w:tr>
       <w:tr>
@@ -198,23 +349,51 @@
                 <w:numId w:val="1"/>
               </w:numPr>
               <w:jc w:val="center"/>
-            </w:pPr>
-          </w:p>
-        </w:tc>
-        <w:tc>
-          <w:tcPr>
-            <w:tcW w:w="5874" w:type="dxa"/>
-          </w:tcPr>
-          <w:p>
-            <w:bookmarkStart w:id="0" w:name="_GoBack"/>
-            <w:bookmarkEnd w:id="0"/>
-          </w:p>
-        </w:tc>
-        <w:tc>
-          <w:tcPr>
-            <w:tcW w:w="3144" w:type="dxa"/>
-          </w:tcPr>
-          <w:p/>
+              <w:rPr>
+                <w:rFonts w:cstheme="minorHAnsi"/>
+                <w:sz w:val="28"/>
+                <w:szCs w:val="28"/>
+              </w:rPr>
+            </w:pPr>
+          </w:p>
+        </w:tc>
+        <w:tc>
+          <w:tcPr>
+            <w:tcW w:w="7920" w:type="dxa"/>
+          </w:tcPr>
+          <w:p>
+            <w:pPr>
+              <w:rPr>
+                <w:rFonts w:cstheme="minorHAnsi"/>
+                <w:sz w:val="28"/>
+                <w:szCs w:val="28"/>
+              </w:rPr>
+            </w:pPr>
+            <w:proofErr w:type="spellStart"/>
+            <w:r>
+              <w:rPr>
+                <w:rFonts w:cstheme="minorHAnsi"/>
+                <w:sz w:val="28"/>
+                <w:szCs w:val="28"/>
+              </w:rPr>
+              <w:t>esnext</w:t>
+            </w:r>
+            <w:proofErr w:type="spellEnd"/>
+          </w:p>
+        </w:tc>
+        <w:tc>
+          <w:tcPr>
+            <w:tcW w:w="1098" w:type="dxa"/>
+          </w:tcPr>
+          <w:p>
+            <w:pPr>
+              <w:rPr>
+                <w:rFonts w:cstheme="minorHAnsi"/>
+                <w:sz w:val="28"/>
+                <w:szCs w:val="28"/>
+              </w:rPr>
+            </w:pPr>
+          </w:p>
         </w:tc>
       </w:tr>
       <w:tr>
@@ -230,20 +409,49 @@
                 <w:numId w:val="1"/>
               </w:numPr>
               <w:jc w:val="center"/>
-            </w:pPr>
-          </w:p>
-        </w:tc>
-        <w:tc>
-          <w:tcPr>
-            <w:tcW w:w="5874" w:type="dxa"/>
-          </w:tcPr>
-          <w:p/>
-        </w:tc>
-        <w:tc>
-          <w:tcPr>
-            <w:tcW w:w="3144" w:type="dxa"/>
-          </w:tcPr>
-          <w:p/>
+              <w:rPr>
+                <w:rFonts w:cstheme="minorHAnsi"/>
+                <w:sz w:val="28"/>
+                <w:szCs w:val="28"/>
+              </w:rPr>
+            </w:pPr>
+          </w:p>
+        </w:tc>
+        <w:tc>
+          <w:tcPr>
+            <w:tcW w:w="7920" w:type="dxa"/>
+          </w:tcPr>
+          <w:p>
+            <w:pPr>
+              <w:rPr>
+                <w:rFonts w:cstheme="minorHAnsi"/>
+                <w:sz w:val="28"/>
+                <w:szCs w:val="28"/>
+              </w:rPr>
+            </w:pPr>
+            <w:r>
+              <w:rPr>
+                <w:rFonts w:cstheme="minorHAnsi"/>
+                <w:sz w:val="28"/>
+                <w:szCs w:val="28"/>
+              </w:rPr>
+              <w:t>   "types": ["node"],</w:t>
+            </w:r>
+          </w:p>
+        </w:tc>
+        <w:tc>
+          <w:tcPr>
+            <w:tcW w:w="1098" w:type="dxa"/>
+          </w:tcPr>
+          <w:p>
+            <w:pPr>
+              <w:rPr>
+                <w:rFonts w:cstheme="minorHAnsi"/>
+                <w:sz w:val="28"/>
+                <w:szCs w:val="28"/>
+              </w:rPr>
+            </w:pPr>
+          </w:p>
         </w:tc>
       </w:tr>
       <w:tr>
@@ -259,20 +467,59 @@
                 <w:numId w:val="1"/>
               </w:numPr>
               <w:jc w:val="center"/>
-            </w:pPr>
-          </w:p>
-        </w:tc>
-        <w:tc>
-          <w:tcPr>
-            <w:tcW w:w="5874" w:type="dxa"/>
-          </w:tcPr>
-          <w:p/>
-        </w:tc>
-        <w:tc>
-          <w:tcPr>
-            <w:tcW w:w="3144" w:type="dxa"/>
-          </w:tcPr>
-          <w:p/>
+              <w:rPr>
+                <w:rFonts w:cstheme="minorHAnsi"/>
+                <w:sz w:val="28"/>
+                <w:szCs w:val="28"/>
+              </w:rPr>
+            </w:pPr>
+          </w:p>
+        </w:tc>
+        <w:tc>
+          <w:tcPr>
+            <w:tcW w:w="7920" w:type="dxa"/>
+          </w:tcPr>
+          <w:p>
+            <w:pPr>
+              <w:rPr>
+                <w:rFonts w:cstheme="minorHAnsi"/>
+                <w:sz w:val="28"/>
+                <w:szCs w:val="28"/>
+              </w:rPr>
+            </w:pPr>
+            <w:proofErr w:type="spellStart"/>
+            <w:r>
+              <w:rPr>
+                <w:rFonts w:cstheme="minorHAnsi"/>
+                <w:sz w:val="28"/>
+                <w:szCs w:val="28"/>
+              </w:rPr>
+              <w:t>npm</w:t>
+            </w:r>
+            <w:proofErr w:type="spellEnd"/>
+            <w:r>
+              <w:rPr>
+                <w:rFonts w:cstheme="minorHAnsi"/>
+                <w:sz w:val="28"/>
+                <w:szCs w:val="28"/>
+              </w:rPr>
+              <w:t xml:space="preserve"> install -D @types/node</w:t>
+            </w:r>
+          </w:p>
+        </w:tc>
+        <w:tc>
+          <w:tcPr>
+            <w:tcW w:w="1098" w:type="dxa"/>
+          </w:tcPr>
+          <w:p>
+            <w:pPr>
+              <w:rPr>
+                <w:rFonts w:cstheme="minorHAnsi"/>
+                <w:sz w:val="28"/>
+                <w:szCs w:val="28"/>
+              </w:rPr>
+            </w:pPr>
+          </w:p>
         </w:tc>
       </w:tr>
       <w:tr>
@@ -288,20 +535,1033 @@
                 <w:numId w:val="1"/>
               </w:numPr>
               <w:jc w:val="center"/>
-            </w:pPr>
-          </w:p>
-        </w:tc>
-        <w:tc>
-          <w:tcPr>
-            <w:tcW w:w="5874" w:type="dxa"/>
-          </w:tcPr>
-          <w:p/>
-        </w:tc>
-        <w:tc>
-          <w:tcPr>
-            <w:tcW w:w="3144" w:type="dxa"/>
-          </w:tcPr>
-          <w:p/>
+              <w:rPr>
+                <w:rFonts w:cstheme="minorHAnsi"/>
+                <w:sz w:val="28"/>
+                <w:szCs w:val="28"/>
+              </w:rPr>
+            </w:pPr>
+          </w:p>
+        </w:tc>
+        <w:tc>
+          <w:tcPr>
+            <w:tcW w:w="7920" w:type="dxa"/>
+          </w:tcPr>
+          <w:p>
+            <w:pPr>
+              <w:rPr>
+                <w:rFonts w:cstheme="minorHAnsi"/>
+                <w:sz w:val="28"/>
+                <w:szCs w:val="28"/>
+              </w:rPr>
+            </w:pPr>
+            <w:proofErr w:type="spellStart"/>
+            <w:r>
+              <w:rPr>
+                <w:rFonts w:cstheme="minorHAnsi"/>
+                <w:sz w:val="28"/>
+                <w:szCs w:val="28"/>
+              </w:rPr>
+              <w:t>npm</w:t>
+            </w:r>
+            <w:proofErr w:type="spellEnd"/>
+            <w:r>
+              <w:rPr>
+                <w:rFonts w:cstheme="minorHAnsi"/>
+                <w:sz w:val="28"/>
+                <w:szCs w:val="28"/>
+              </w:rPr>
+              <w:t xml:space="preserve"> I </w:t>
+            </w:r>
+            <w:proofErr w:type="spellStart"/>
+            <w:r>
+              <w:rPr>
+                <w:rFonts w:cstheme="minorHAnsi"/>
+                <w:sz w:val="28"/>
+                <w:szCs w:val="28"/>
+              </w:rPr>
+              <w:t>tsx</w:t>
+            </w:r>
+            <w:proofErr w:type="spellEnd"/>
+          </w:p>
+        </w:tc>
+        <w:tc>
+          <w:tcPr>
+            <w:tcW w:w="1098" w:type="dxa"/>
+          </w:tcPr>
+          <w:p>
+            <w:pPr>
+              <w:rPr>
+                <w:rFonts w:cstheme="minorHAnsi"/>
+                <w:sz w:val="28"/>
+                <w:szCs w:val="28"/>
+              </w:rPr>
+            </w:pPr>
+          </w:p>
+        </w:tc>
+      </w:tr>
+      <w:tr>
+        <w:tc>
+          <w:tcPr>
+            <w:tcW w:w="558" w:type="dxa"/>
+          </w:tcPr>
+          <w:p>
+            <w:pPr>
+              <w:pStyle w:val="ListParagraph"/>
+              <w:numPr>
+                <w:ilvl w:val="0"/>
+                <w:numId w:val="1"/>
+              </w:numPr>
+              <w:jc w:val="center"/>
+              <w:rPr>
+                <w:rFonts w:cstheme="minorHAnsi"/>
+                <w:sz w:val="28"/>
+                <w:szCs w:val="28"/>
+              </w:rPr>
+            </w:pPr>
+          </w:p>
+        </w:tc>
+        <w:tc>
+          <w:tcPr>
+            <w:tcW w:w="7920" w:type="dxa"/>
+          </w:tcPr>
+          <w:p>
+            <w:pPr>
+              <w:rPr>
+                <w:rFonts w:cstheme="minorHAnsi"/>
+                <w:sz w:val="28"/>
+                <w:szCs w:val="28"/>
+              </w:rPr>
+            </w:pPr>
+            <w:r>
+              <w:rPr>
+                <w:rFonts w:cstheme="minorHAnsi"/>
+                <w:sz w:val="28"/>
+                <w:szCs w:val="28"/>
+              </w:rPr>
+              <w:t>"scripts": {</w:t>
+            </w:r>
+          </w:p>
+          <w:p>
+            <w:pPr>
+              <w:rPr>
+                <w:rFonts w:cstheme="minorHAnsi"/>
+                <w:sz w:val="28"/>
+                <w:szCs w:val="28"/>
+              </w:rPr>
+            </w:pPr>
+            <w:r>
+              <w:rPr>
+                <w:rFonts w:cstheme="minorHAnsi"/>
+                <w:sz w:val="28"/>
+                <w:szCs w:val="28"/>
+              </w:rPr>
+              <w:t>    "</w:t>
+            </w:r>
+            <w:proofErr w:type="spellStart"/>
+            <w:r>
+              <w:rPr>
+                <w:rFonts w:cstheme="minorHAnsi"/>
+                <w:sz w:val="28"/>
+                <w:szCs w:val="28"/>
+              </w:rPr>
+              <w:t>dev</w:t>
+            </w:r>
+            <w:proofErr w:type="spellEnd"/>
+            <w:r>
+              <w:rPr>
+                <w:rFonts w:cstheme="minorHAnsi"/>
+                <w:sz w:val="28"/>
+                <w:szCs w:val="28"/>
+              </w:rPr>
+              <w:t>": "</w:t>
+            </w:r>
+            <w:proofErr w:type="spellStart"/>
+            <w:r>
+              <w:rPr>
+                <w:rFonts w:cstheme="minorHAnsi"/>
+                <w:sz w:val="28"/>
+                <w:szCs w:val="28"/>
+              </w:rPr>
+              <w:t>tsx</w:t>
+            </w:r>
+            <w:proofErr w:type="spellEnd"/>
+            <w:r>
+              <w:rPr>
+                <w:rFonts w:cstheme="minorHAnsi"/>
+                <w:sz w:val="28"/>
+                <w:szCs w:val="28"/>
+              </w:rPr>
+              <w:t xml:space="preserve"> watch ./</w:t>
+            </w:r>
+            <w:proofErr w:type="spellStart"/>
+            <w:r>
+              <w:rPr>
+                <w:rFonts w:cstheme="minorHAnsi"/>
+                <w:sz w:val="28"/>
+                <w:szCs w:val="28"/>
+              </w:rPr>
+              <w:t>src</w:t>
+            </w:r>
+            <w:proofErr w:type="spellEnd"/>
+            <w:r>
+              <w:rPr>
+                <w:rFonts w:cstheme="minorHAnsi"/>
+                <w:sz w:val="28"/>
+                <w:szCs w:val="28"/>
+              </w:rPr>
+              <w:t>/</w:t>
+            </w:r>
+            <w:proofErr w:type="spellStart"/>
+            <w:r>
+              <w:rPr>
+                <w:rFonts w:cstheme="minorHAnsi"/>
+                <w:sz w:val="28"/>
+                <w:szCs w:val="28"/>
+              </w:rPr>
+              <w:t>server.ts</w:t>
+            </w:r>
+            <w:proofErr w:type="spellEnd"/>
+            <w:r>
+              <w:rPr>
+                <w:rFonts w:cstheme="minorHAnsi"/>
+                <w:sz w:val="28"/>
+                <w:szCs w:val="28"/>
+              </w:rPr>
+              <w:t>",</w:t>
+            </w:r>
+          </w:p>
+          <w:p>
+            <w:pPr>
+              <w:rPr>
+                <w:rFonts w:cstheme="minorHAnsi"/>
+                <w:sz w:val="28"/>
+                <w:szCs w:val="28"/>
+              </w:rPr>
+            </w:pPr>
+          </w:p>
+        </w:tc>
+        <w:tc>
+          <w:tcPr>
+            <w:tcW w:w="1098" w:type="dxa"/>
+          </w:tcPr>
+          <w:p>
+            <w:pPr>
+              <w:rPr>
+                <w:rFonts w:cstheme="minorHAnsi"/>
+                <w:sz w:val="28"/>
+                <w:szCs w:val="28"/>
+              </w:rPr>
+            </w:pPr>
+          </w:p>
+        </w:tc>
+      </w:tr>
+      <w:tr>
+        <w:tc>
+          <w:tcPr>
+            <w:tcW w:w="558" w:type="dxa"/>
+          </w:tcPr>
+          <w:p>
+            <w:pPr>
+              <w:pStyle w:val="ListParagraph"/>
+              <w:numPr>
+                <w:ilvl w:val="0"/>
+                <w:numId w:val="1"/>
+              </w:numPr>
+              <w:jc w:val="center"/>
+              <w:rPr>
+                <w:rFonts w:cstheme="minorHAnsi"/>
+                <w:sz w:val="28"/>
+                <w:szCs w:val="28"/>
+              </w:rPr>
+            </w:pPr>
+          </w:p>
+        </w:tc>
+        <w:tc>
+          <w:tcPr>
+            <w:tcW w:w="7920" w:type="dxa"/>
+          </w:tcPr>
+          <w:p>
+            <w:pPr>
+              <w:rPr>
+                <w:rFonts w:cstheme="minorHAnsi"/>
+                <w:sz w:val="28"/>
+                <w:szCs w:val="28"/>
+              </w:rPr>
+            </w:pPr>
+            <w:proofErr w:type="spellStart"/>
+            <w:r>
+              <w:rPr>
+                <w:rFonts w:cstheme="minorHAnsi"/>
+                <w:sz w:val="28"/>
+                <w:szCs w:val="28"/>
+              </w:rPr>
+              <w:t>res.writeHead</w:t>
+            </w:r>
+            <w:proofErr w:type="spellEnd"/>
+            <w:r>
+              <w:rPr>
+                <w:rFonts w:cstheme="minorHAnsi"/>
+                <w:sz w:val="28"/>
+                <w:szCs w:val="28"/>
+              </w:rPr>
+              <w:t>(200,{"</w:t>
+            </w:r>
+            <w:proofErr w:type="spellStart"/>
+            <w:r>
+              <w:rPr>
+                <w:rFonts w:cstheme="minorHAnsi"/>
+                <w:sz w:val="28"/>
+                <w:szCs w:val="28"/>
+              </w:rPr>
+              <w:t>content-type":"application</w:t>
+            </w:r>
+            <w:proofErr w:type="spellEnd"/>
+            <w:r>
+              <w:rPr>
+                <w:rFonts w:cstheme="minorHAnsi"/>
+                <w:sz w:val="28"/>
+                <w:szCs w:val="28"/>
+              </w:rPr>
+              <w:t>/</w:t>
+            </w:r>
+            <w:proofErr w:type="spellStart"/>
+            <w:r>
+              <w:rPr>
+                <w:rFonts w:cstheme="minorHAnsi"/>
+                <w:sz w:val="28"/>
+                <w:szCs w:val="28"/>
+              </w:rPr>
+              <w:t>json</w:t>
+            </w:r>
+            <w:proofErr w:type="spellEnd"/>
+            <w:r>
+              <w:rPr>
+                <w:rFonts w:cstheme="minorHAnsi"/>
+                <w:sz w:val="28"/>
+                <w:szCs w:val="28"/>
+              </w:rPr>
+              <w:t>"});</w:t>
+            </w:r>
+          </w:p>
+          <w:p>
+            <w:pPr>
+              <w:rPr>
+                <w:rFonts w:cstheme="minorHAnsi"/>
+                <w:sz w:val="28"/>
+                <w:szCs w:val="28"/>
+              </w:rPr>
+            </w:pPr>
+            <w:proofErr w:type="spellStart"/>
+            <w:r>
+              <w:rPr>
+                <w:rFonts w:cstheme="minorHAnsi"/>
+                <w:sz w:val="28"/>
+                <w:szCs w:val="28"/>
+              </w:rPr>
+              <w:t>res.end</w:t>
+            </w:r>
+            <w:proofErr w:type="spellEnd"/>
+            <w:r>
+              <w:rPr>
+                <w:rFonts w:cstheme="minorHAnsi"/>
+                <w:sz w:val="28"/>
+                <w:szCs w:val="28"/>
+              </w:rPr>
+              <w:t>(</w:t>
+            </w:r>
+            <w:proofErr w:type="spellStart"/>
+            <w:r>
+              <w:rPr>
+                <w:rFonts w:cstheme="minorHAnsi"/>
+                <w:sz w:val="28"/>
+                <w:szCs w:val="28"/>
+              </w:rPr>
+              <w:t>JSON.stringify</w:t>
+            </w:r>
+            <w:proofErr w:type="spellEnd"/>
+            <w:r>
+              <w:rPr>
+                <w:rFonts w:cstheme="minorHAnsi"/>
+                <w:sz w:val="28"/>
+                <w:szCs w:val="28"/>
+              </w:rPr>
+              <w:t>({message: "This is root route"}));</w:t>
+            </w:r>
+          </w:p>
+          <w:p>
+            <w:pPr>
+              <w:rPr>
+                <w:rFonts w:cstheme="minorHAnsi"/>
+                <w:sz w:val="28"/>
+                <w:szCs w:val="28"/>
+              </w:rPr>
+            </w:pPr>
+          </w:p>
+        </w:tc>
+        <w:tc>
+          <w:tcPr>
+            <w:tcW w:w="1098" w:type="dxa"/>
+          </w:tcPr>
+          <w:p>
+            <w:pPr>
+              <w:rPr>
+                <w:rFonts w:cstheme="minorHAnsi"/>
+                <w:sz w:val="28"/>
+                <w:szCs w:val="28"/>
+              </w:rPr>
+            </w:pPr>
+          </w:p>
+        </w:tc>
+      </w:tr>
+      <w:tr>
+        <w:tc>
+          <w:tcPr>
+            <w:tcW w:w="558" w:type="dxa"/>
+          </w:tcPr>
+          <w:p>
+            <w:pPr>
+              <w:pStyle w:val="ListParagraph"/>
+              <w:numPr>
+                <w:ilvl w:val="0"/>
+                <w:numId w:val="1"/>
+              </w:numPr>
+              <w:jc w:val="center"/>
+              <w:rPr>
+                <w:rFonts w:cstheme="minorHAnsi"/>
+                <w:sz w:val="28"/>
+                <w:szCs w:val="28"/>
+              </w:rPr>
+            </w:pPr>
+          </w:p>
+        </w:tc>
+        <w:tc>
+          <w:tcPr>
+            <w:tcW w:w="7920" w:type="dxa"/>
+          </w:tcPr>
+          <w:p>
+            <w:pPr>
+              <w:rPr>
+                <w:rFonts w:cstheme="minorHAnsi"/>
+                <w:sz w:val="28"/>
+                <w:szCs w:val="28"/>
+              </w:rPr>
+            </w:pPr>
+          </w:p>
+        </w:tc>
+        <w:tc>
+          <w:tcPr>
+            <w:tcW w:w="1098" w:type="dxa"/>
+          </w:tcPr>
+          <w:p>
+            <w:pPr>
+              <w:rPr>
+                <w:rFonts w:cstheme="minorHAnsi"/>
+                <w:sz w:val="28"/>
+                <w:szCs w:val="28"/>
+              </w:rPr>
+            </w:pPr>
+          </w:p>
+        </w:tc>
+      </w:tr>
+      <w:tr>
+        <w:tc>
+          <w:tcPr>
+            <w:tcW w:w="558" w:type="dxa"/>
+          </w:tcPr>
+          <w:p>
+            <w:pPr>
+              <w:pStyle w:val="ListParagraph"/>
+              <w:numPr>
+                <w:ilvl w:val="0"/>
+                <w:numId w:val="1"/>
+              </w:numPr>
+              <w:jc w:val="center"/>
+              <w:rPr>
+                <w:rFonts w:cstheme="minorHAnsi"/>
+                <w:sz w:val="28"/>
+                <w:szCs w:val="28"/>
+              </w:rPr>
+            </w:pPr>
+          </w:p>
+        </w:tc>
+        <w:tc>
+          <w:tcPr>
+            <w:tcW w:w="7920" w:type="dxa"/>
+          </w:tcPr>
+          <w:p>
+            <w:pPr>
+              <w:rPr>
+                <w:rFonts w:cstheme="minorHAnsi"/>
+                <w:sz w:val="28"/>
+                <w:szCs w:val="28"/>
+              </w:rPr>
+            </w:pPr>
+          </w:p>
+        </w:tc>
+        <w:tc>
+          <w:tcPr>
+            <w:tcW w:w="1098" w:type="dxa"/>
+          </w:tcPr>
+          <w:p>
+            <w:pPr>
+              <w:rPr>
+                <w:rFonts w:cstheme="minorHAnsi"/>
+                <w:sz w:val="28"/>
+                <w:szCs w:val="28"/>
+              </w:rPr>
+            </w:pPr>
+          </w:p>
+        </w:tc>
+      </w:tr>
+      <w:tr>
+        <w:tc>
+          <w:tcPr>
+            <w:tcW w:w="558" w:type="dxa"/>
+          </w:tcPr>
+          <w:p>
+            <w:pPr>
+              <w:pStyle w:val="ListParagraph"/>
+              <w:numPr>
+                <w:ilvl w:val="0"/>
+                <w:numId w:val="1"/>
+              </w:numPr>
+              <w:jc w:val="center"/>
+              <w:rPr>
+                <w:rFonts w:cstheme="minorHAnsi"/>
+                <w:sz w:val="28"/>
+                <w:szCs w:val="28"/>
+              </w:rPr>
+            </w:pPr>
+          </w:p>
+        </w:tc>
+        <w:tc>
+          <w:tcPr>
+            <w:tcW w:w="7920" w:type="dxa"/>
+          </w:tcPr>
+          <w:p>
+            <w:pPr>
+              <w:rPr>
+                <w:rFonts w:cstheme="minorHAnsi"/>
+                <w:sz w:val="28"/>
+                <w:szCs w:val="28"/>
+              </w:rPr>
+            </w:pPr>
+          </w:p>
+        </w:tc>
+        <w:tc>
+          <w:tcPr>
+            <w:tcW w:w="1098" w:type="dxa"/>
+          </w:tcPr>
+          <w:p>
+            <w:pPr>
+              <w:rPr>
+                <w:rFonts w:cstheme="minorHAnsi"/>
+                <w:sz w:val="28"/>
+                <w:szCs w:val="28"/>
+              </w:rPr>
+            </w:pPr>
+          </w:p>
+        </w:tc>
+      </w:tr>
+      <w:tr>
+        <w:tc>
+          <w:tcPr>
+            <w:tcW w:w="558" w:type="dxa"/>
+          </w:tcPr>
+          <w:p>
+            <w:pPr>
+              <w:pStyle w:val="ListParagraph"/>
+              <w:numPr>
+                <w:ilvl w:val="0"/>
+                <w:numId w:val="1"/>
+              </w:numPr>
+              <w:jc w:val="center"/>
+              <w:rPr>
+                <w:rFonts w:cstheme="minorHAnsi"/>
+                <w:sz w:val="28"/>
+                <w:szCs w:val="28"/>
+              </w:rPr>
+            </w:pPr>
+          </w:p>
+        </w:tc>
+        <w:tc>
+          <w:tcPr>
+            <w:tcW w:w="7920" w:type="dxa"/>
+          </w:tcPr>
+          <w:p>
+            <w:pPr>
+              <w:rPr>
+                <w:rFonts w:cstheme="minorHAnsi"/>
+                <w:sz w:val="28"/>
+                <w:szCs w:val="28"/>
+              </w:rPr>
+            </w:pPr>
+          </w:p>
+        </w:tc>
+        <w:tc>
+          <w:tcPr>
+            <w:tcW w:w="1098" w:type="dxa"/>
+          </w:tcPr>
+          <w:p>
+            <w:pPr>
+              <w:rPr>
+                <w:rFonts w:cstheme="minorHAnsi"/>
+                <w:sz w:val="28"/>
+                <w:szCs w:val="28"/>
+              </w:rPr>
+            </w:pPr>
+          </w:p>
+        </w:tc>
+      </w:tr>
+      <w:tr>
+        <w:tc>
+          <w:tcPr>
+            <w:tcW w:w="558" w:type="dxa"/>
+          </w:tcPr>
+          <w:p>
+            <w:pPr>
+              <w:pStyle w:val="ListParagraph"/>
+              <w:numPr>
+                <w:ilvl w:val="0"/>
+                <w:numId w:val="1"/>
+              </w:numPr>
+              <w:jc w:val="center"/>
+              <w:rPr>
+                <w:rFonts w:cstheme="minorHAnsi"/>
+                <w:sz w:val="28"/>
+                <w:szCs w:val="28"/>
+              </w:rPr>
+            </w:pPr>
+          </w:p>
+        </w:tc>
+        <w:tc>
+          <w:tcPr>
+            <w:tcW w:w="7920" w:type="dxa"/>
+          </w:tcPr>
+          <w:p>
+            <w:pPr>
+              <w:rPr>
+                <w:rFonts w:cstheme="minorHAnsi"/>
+                <w:sz w:val="28"/>
+                <w:szCs w:val="28"/>
+              </w:rPr>
+            </w:pPr>
+          </w:p>
+        </w:tc>
+        <w:tc>
+          <w:tcPr>
+            <w:tcW w:w="1098" w:type="dxa"/>
+          </w:tcPr>
+          <w:p>
+            <w:pPr>
+              <w:rPr>
+                <w:rFonts w:cstheme="minorHAnsi"/>
+                <w:sz w:val="28"/>
+                <w:szCs w:val="28"/>
+              </w:rPr>
+            </w:pPr>
+          </w:p>
+        </w:tc>
+      </w:tr>
+      <w:tr>
+        <w:tc>
+          <w:tcPr>
+            <w:tcW w:w="558" w:type="dxa"/>
+          </w:tcPr>
+          <w:p>
+            <w:pPr>
+              <w:pStyle w:val="ListParagraph"/>
+              <w:numPr>
+                <w:ilvl w:val="0"/>
+                <w:numId w:val="1"/>
+              </w:numPr>
+              <w:jc w:val="center"/>
+              <w:rPr>
+                <w:rFonts w:cstheme="minorHAnsi"/>
+                <w:sz w:val="28"/>
+                <w:szCs w:val="28"/>
+              </w:rPr>
+            </w:pPr>
+          </w:p>
+        </w:tc>
+        <w:tc>
+          <w:tcPr>
+            <w:tcW w:w="7920" w:type="dxa"/>
+          </w:tcPr>
+          <w:p>
+            <w:pPr>
+              <w:rPr>
+                <w:rFonts w:cstheme="minorHAnsi"/>
+                <w:sz w:val="28"/>
+                <w:szCs w:val="28"/>
+              </w:rPr>
+            </w:pPr>
+          </w:p>
+        </w:tc>
+        <w:tc>
+          <w:tcPr>
+            <w:tcW w:w="1098" w:type="dxa"/>
+          </w:tcPr>
+          <w:p>
+            <w:pPr>
+              <w:rPr>
+                <w:rFonts w:cstheme="minorHAnsi"/>
+                <w:sz w:val="28"/>
+                <w:szCs w:val="28"/>
+              </w:rPr>
+            </w:pPr>
+          </w:p>
+        </w:tc>
+      </w:tr>
+      <w:tr>
+        <w:tc>
+          <w:tcPr>
+            <w:tcW w:w="558" w:type="dxa"/>
+          </w:tcPr>
+          <w:p>
+            <w:pPr>
+              <w:pStyle w:val="ListParagraph"/>
+              <w:numPr>
+                <w:ilvl w:val="0"/>
+                <w:numId w:val="1"/>
+              </w:numPr>
+              <w:jc w:val="center"/>
+              <w:rPr>
+                <w:rFonts w:cstheme="minorHAnsi"/>
+                <w:sz w:val="28"/>
+                <w:szCs w:val="28"/>
+              </w:rPr>
+            </w:pPr>
+          </w:p>
+        </w:tc>
+        <w:tc>
+          <w:tcPr>
+            <w:tcW w:w="7920" w:type="dxa"/>
+          </w:tcPr>
+          <w:p>
+            <w:pPr>
+              <w:rPr>
+                <w:rFonts w:cstheme="minorHAnsi"/>
+                <w:sz w:val="28"/>
+                <w:szCs w:val="28"/>
+              </w:rPr>
+            </w:pPr>
+          </w:p>
+        </w:tc>
+        <w:tc>
+          <w:tcPr>
+            <w:tcW w:w="1098" w:type="dxa"/>
+          </w:tcPr>
+          <w:p>
+            <w:pPr>
+              <w:rPr>
+                <w:rFonts w:cstheme="minorHAnsi"/>
+                <w:sz w:val="28"/>
+                <w:szCs w:val="28"/>
+              </w:rPr>
+            </w:pPr>
+          </w:p>
+        </w:tc>
+      </w:tr>
+      <w:tr>
+        <w:tc>
+          <w:tcPr>
+            <w:tcW w:w="558" w:type="dxa"/>
+          </w:tcPr>
+          <w:p>
+            <w:pPr>
+              <w:pStyle w:val="ListParagraph"/>
+              <w:numPr>
+                <w:ilvl w:val="0"/>
+                <w:numId w:val="1"/>
+              </w:numPr>
+              <w:jc w:val="center"/>
+              <w:rPr>
+                <w:rFonts w:cstheme="minorHAnsi"/>
+                <w:sz w:val="28"/>
+                <w:szCs w:val="28"/>
+              </w:rPr>
+            </w:pPr>
+          </w:p>
+        </w:tc>
+        <w:tc>
+          <w:tcPr>
+            <w:tcW w:w="7920" w:type="dxa"/>
+          </w:tcPr>
+          <w:p>
+            <w:pPr>
+              <w:rPr>
+                <w:rFonts w:cstheme="minorHAnsi"/>
+                <w:sz w:val="28"/>
+                <w:szCs w:val="28"/>
+              </w:rPr>
+            </w:pPr>
+          </w:p>
+        </w:tc>
+        <w:tc>
+          <w:tcPr>
+            <w:tcW w:w="1098" w:type="dxa"/>
+          </w:tcPr>
+          <w:p>
+            <w:pPr>
+              <w:rPr>
+                <w:rFonts w:cstheme="minorHAnsi"/>
+                <w:sz w:val="28"/>
+                <w:szCs w:val="28"/>
+              </w:rPr>
+            </w:pPr>
+          </w:p>
+        </w:tc>
+      </w:tr>
+      <w:tr>
+        <w:tc>
+          <w:tcPr>
+            <w:tcW w:w="558" w:type="dxa"/>
+          </w:tcPr>
+          <w:p>
+            <w:pPr>
+              <w:pStyle w:val="ListParagraph"/>
+              <w:numPr>
+                <w:ilvl w:val="0"/>
+                <w:numId w:val="1"/>
+              </w:numPr>
+              <w:jc w:val="center"/>
+              <w:rPr>
+                <w:rFonts w:cstheme="minorHAnsi"/>
+                <w:sz w:val="28"/>
+                <w:szCs w:val="28"/>
+              </w:rPr>
+            </w:pPr>
+          </w:p>
+        </w:tc>
+        <w:tc>
+          <w:tcPr>
+            <w:tcW w:w="7920" w:type="dxa"/>
+          </w:tcPr>
+          <w:p>
+            <w:pPr>
+              <w:rPr>
+                <w:rFonts w:cstheme="minorHAnsi"/>
+                <w:sz w:val="28"/>
+                <w:szCs w:val="28"/>
+              </w:rPr>
+            </w:pPr>
+          </w:p>
+        </w:tc>
+        <w:tc>
+          <w:tcPr>
+            <w:tcW w:w="1098" w:type="dxa"/>
+          </w:tcPr>
+          <w:p>
+            <w:pPr>
+              <w:rPr>
+                <w:rFonts w:cstheme="minorHAnsi"/>
+                <w:sz w:val="28"/>
+                <w:szCs w:val="28"/>
+              </w:rPr>
+            </w:pPr>
+          </w:p>
+        </w:tc>
+      </w:tr>
+      <w:tr>
+        <w:tc>
+          <w:tcPr>
+            <w:tcW w:w="558" w:type="dxa"/>
+          </w:tcPr>
+          <w:p>
+            <w:pPr>
+              <w:pStyle w:val="ListParagraph"/>
+              <w:numPr>
+                <w:ilvl w:val="0"/>
+                <w:numId w:val="1"/>
+              </w:numPr>
+              <w:jc w:val="center"/>
+              <w:rPr>
+                <w:rFonts w:cstheme="minorHAnsi"/>
+                <w:sz w:val="28"/>
+                <w:szCs w:val="28"/>
+              </w:rPr>
+            </w:pPr>
+          </w:p>
+        </w:tc>
+        <w:tc>
+          <w:tcPr>
+            <w:tcW w:w="7920" w:type="dxa"/>
+          </w:tcPr>
+          <w:p>
+            <w:pPr>
+              <w:rPr>
+                <w:rFonts w:cstheme="minorHAnsi"/>
+                <w:sz w:val="28"/>
+                <w:szCs w:val="28"/>
+              </w:rPr>
+            </w:pPr>
+          </w:p>
+        </w:tc>
+        <w:tc>
+          <w:tcPr>
+            <w:tcW w:w="1098" w:type="dxa"/>
+          </w:tcPr>
+          <w:p>
+            <w:pPr>
+              <w:rPr>
+                <w:rFonts w:cstheme="minorHAnsi"/>
+                <w:sz w:val="28"/>
+                <w:szCs w:val="28"/>
+              </w:rPr>
+            </w:pPr>
+          </w:p>
+        </w:tc>
+      </w:tr>
+      <w:tr>
+        <w:tc>
+          <w:tcPr>
+            <w:tcW w:w="558" w:type="dxa"/>
+          </w:tcPr>
+          <w:p>
+            <w:pPr>
+              <w:pStyle w:val="ListParagraph"/>
+              <w:numPr>
+                <w:ilvl w:val="0"/>
+                <w:numId w:val="1"/>
+              </w:numPr>
+              <w:jc w:val="center"/>
+              <w:rPr>
+                <w:rFonts w:cstheme="minorHAnsi"/>
+                <w:sz w:val="28"/>
+                <w:szCs w:val="28"/>
+              </w:rPr>
+            </w:pPr>
+          </w:p>
+        </w:tc>
+        <w:tc>
+          <w:tcPr>
+            <w:tcW w:w="7920" w:type="dxa"/>
+          </w:tcPr>
+          <w:p>
+            <w:pPr>
+              <w:rPr>
+                <w:rFonts w:cstheme="minorHAnsi"/>
+                <w:sz w:val="28"/>
+                <w:szCs w:val="28"/>
+              </w:rPr>
+            </w:pPr>
+          </w:p>
+        </w:tc>
+        <w:tc>
+          <w:tcPr>
+            <w:tcW w:w="1098" w:type="dxa"/>
+          </w:tcPr>
+          <w:p>
+            <w:pPr>
+              <w:rPr>
+                <w:rFonts w:cstheme="minorHAnsi"/>
+                <w:sz w:val="28"/>
+                <w:szCs w:val="28"/>
+              </w:rPr>
+            </w:pPr>
+          </w:p>
+        </w:tc>
+      </w:tr>
+      <w:tr>
+        <w:tc>
+          <w:tcPr>
+            <w:tcW w:w="558" w:type="dxa"/>
+          </w:tcPr>
+          <w:p>
+            <w:pPr>
+              <w:pStyle w:val="ListParagraph"/>
+              <w:numPr>
+                <w:ilvl w:val="0"/>
+                <w:numId w:val="1"/>
+              </w:numPr>
+              <w:jc w:val="center"/>
+              <w:rPr>
+                <w:rFonts w:cstheme="minorHAnsi"/>
+                <w:sz w:val="28"/>
+                <w:szCs w:val="28"/>
+              </w:rPr>
+            </w:pPr>
+          </w:p>
+        </w:tc>
+        <w:tc>
+          <w:tcPr>
+            <w:tcW w:w="7920" w:type="dxa"/>
+          </w:tcPr>
+          <w:p>
+            <w:pPr>
+              <w:rPr>
+                <w:rFonts w:cstheme="minorHAnsi"/>
+                <w:sz w:val="28"/>
+                <w:szCs w:val="28"/>
+              </w:rPr>
+            </w:pPr>
+          </w:p>
+        </w:tc>
+        <w:tc>
+          <w:tcPr>
+            <w:tcW w:w="1098" w:type="dxa"/>
+          </w:tcPr>
+          <w:p>
+            <w:pPr>
+              <w:rPr>
+                <w:rFonts w:cstheme="minorHAnsi"/>
+                <w:sz w:val="28"/>
+                <w:szCs w:val="28"/>
+              </w:rPr>
+            </w:pPr>
+          </w:p>
+        </w:tc>
+      </w:tr>
+      <w:tr>
+        <w:tc>
+          <w:tcPr>
+            <w:tcW w:w="558" w:type="dxa"/>
+          </w:tcPr>
+          <w:p>
+            <w:pPr>
+              <w:pStyle w:val="ListParagraph"/>
+              <w:numPr>
+                <w:ilvl w:val="0"/>
+                <w:numId w:val="1"/>
+              </w:numPr>
+              <w:jc w:val="center"/>
+              <w:rPr>
+                <w:rFonts w:cstheme="minorHAnsi"/>
+                <w:sz w:val="28"/>
+                <w:szCs w:val="28"/>
+              </w:rPr>
+            </w:pPr>
+          </w:p>
+        </w:tc>
+        <w:tc>
+          <w:tcPr>
+            <w:tcW w:w="7920" w:type="dxa"/>
+          </w:tcPr>
+          <w:p>
+            <w:pPr>
+              <w:rPr>
+                <w:rFonts w:cstheme="minorHAnsi"/>
+                <w:sz w:val="28"/>
+                <w:szCs w:val="28"/>
+              </w:rPr>
+            </w:pPr>
+          </w:p>
+        </w:tc>
+        <w:tc>
+          <w:tcPr>
+            <w:tcW w:w="1098" w:type="dxa"/>
+          </w:tcPr>
+          <w:p>
+            <w:pPr>
+              <w:rPr>
+                <w:rFonts w:cstheme="minorHAnsi"/>
+                <w:sz w:val="28"/>
+                <w:szCs w:val="28"/>
+              </w:rPr>
+            </w:pPr>
+          </w:p>
         </w:tc>
       </w:tr>
     </w:tbl>
